--- a/WK11_Discussion.docx
+++ b/WK11_Discussion.docx
@@ -964,6 +964,160 @@
     </w:p>
     <w:p>
       <w:pPr>
+        <w:pStyle w:val="NormalWeb"/>
+        <w:spacing w:before="180" w:beforeAutospacing="0" w:after="180" w:afterAutospacing="0" w:line="480" w:lineRule="auto"/>
+        <w:jc w:val="both"/>
+        <w:rPr>
+          <w:rFonts w:ascii="Lato" w:hAnsi="Lato"/>
+          <w:color w:val="444444"/>
+        </w:rPr>
+      </w:pPr>
+      <w:r>
+        <w:rPr>
+          <w:rFonts w:ascii="Lato" w:hAnsi="Lato"/>
+          <w:color w:val="444444"/>
+        </w:rPr>
+        <w:t xml:space="preserve">Hello </w:t>
+      </w:r>
+      <w:proofErr w:type="spellStart"/>
+      <w:r>
+        <w:rPr>
+          <w:rFonts w:ascii="Lato" w:hAnsi="Lato"/>
+          <w:color w:val="444444"/>
+        </w:rPr>
+        <w:t>Navjeet</w:t>
+      </w:r>
+      <w:proofErr w:type="spellEnd"/>
+    </w:p>
+    <w:p>
+      <w:pPr>
+        <w:pStyle w:val="NormalWeb"/>
+        <w:spacing w:before="180" w:beforeAutospacing="0" w:after="180" w:afterAutospacing="0" w:line="480" w:lineRule="auto"/>
+        <w:jc w:val="both"/>
+        <w:rPr>
+          <w:rFonts w:ascii="Lato" w:hAnsi="Lato"/>
+          <w:color w:val="444444"/>
+        </w:rPr>
+      </w:pPr>
+      <w:r>
+        <w:rPr>
+          <w:rFonts w:ascii="Lato" w:hAnsi="Lato"/>
+          <w:color w:val="444444"/>
+        </w:rPr>
+        <w:t>Thank you for the post. Along with the strategy you have presented, implementing robust access control can guarantee that only authorized individuals can access sensitive information. According to Front Egg, Role-based Access Control (RBAC) is a method for restricting network access based on the roles of individual users. It allows employees to access only the information they need to do their job. Role-based access controls (RBAC) limit access to data based on an individual's role within the organization. Together with RBAC, a Multi-factor authentication (MFA) adds one more layer of security by requiring users to provide numerous types of verification before accessing data.</w:t>
+      </w:r>
+    </w:p>
+    <w:p>
+      <w:pPr>
+        <w:pStyle w:val="NormalWeb"/>
+        <w:spacing w:before="180" w:beforeAutospacing="0" w:after="180" w:afterAutospacing="0" w:line="480" w:lineRule="auto"/>
+        <w:jc w:val="both"/>
+        <w:rPr>
+          <w:rFonts w:ascii="Lato" w:hAnsi="Lato"/>
+          <w:color w:val="444444"/>
+        </w:rPr>
+      </w:pPr>
+      <w:r>
+        <w:rPr>
+          <w:rFonts w:ascii="Lato" w:hAnsi="Lato"/>
+          <w:color w:val="444444"/>
+        </w:rPr>
+        <w:t> </w:t>
+      </w:r>
+    </w:p>
+    <w:p>
+      <w:pPr>
+        <w:pStyle w:val="NormalWeb"/>
+        <w:spacing w:before="180" w:beforeAutospacing="0" w:after="180" w:afterAutospacing="0" w:line="480" w:lineRule="auto"/>
+        <w:jc w:val="both"/>
+        <w:rPr>
+          <w:rFonts w:ascii="Lato" w:hAnsi="Lato"/>
+          <w:color w:val="444444"/>
+        </w:rPr>
+      </w:pPr>
+      <w:r>
+        <w:rPr>
+          <w:rStyle w:val="Strong"/>
+          <w:rFonts w:ascii="Lato" w:hAnsi="Lato"/>
+          <w:color w:val="444444"/>
+        </w:rPr>
+        <w:t>References:</w:t>
+      </w:r>
+    </w:p>
+    <w:p>
+      <w:pPr>
+        <w:pStyle w:val="NormalWeb"/>
+        <w:spacing w:before="180" w:beforeAutospacing="0" w:after="180" w:afterAutospacing="0" w:line="480" w:lineRule="auto"/>
+        <w:jc w:val="both"/>
+        <w:rPr>
+          <w:rFonts w:ascii="Lato" w:hAnsi="Lato"/>
+          <w:color w:val="444444"/>
+        </w:rPr>
+      </w:pPr>
+      <w:r>
+        <w:rPr>
+          <w:rStyle w:val="Emphasis"/>
+          <w:rFonts w:ascii="Lato" w:hAnsi="Lato"/>
+          <w:color w:val="444444"/>
+        </w:rPr>
+        <w:t>What is role-based access control (RBAC)? A complete guide</w:t>
+      </w:r>
+      <w:r>
+        <w:rPr>
+          <w:rFonts w:ascii="Lato" w:hAnsi="Lato"/>
+          <w:color w:val="444444"/>
+        </w:rPr>
+        <w:t xml:space="preserve">. </w:t>
+      </w:r>
+      <w:proofErr w:type="spellStart"/>
+      <w:r>
+        <w:rPr>
+          <w:rFonts w:ascii="Lato" w:hAnsi="Lato"/>
+          <w:color w:val="444444"/>
+        </w:rPr>
+        <w:t>Frontegg</w:t>
+      </w:r>
+      <w:proofErr w:type="spellEnd"/>
+      <w:r>
+        <w:rPr>
+          <w:rFonts w:ascii="Lato" w:hAnsi="Lato"/>
+          <w:color w:val="444444"/>
+        </w:rPr>
+        <w:t>. (2025, April 16).</w:t>
+      </w:r>
+    </w:p>
+    <w:p>
+      <w:pPr>
+        <w:pStyle w:val="NormalWeb"/>
+        <w:spacing w:before="0" w:beforeAutospacing="0" w:after="0" w:afterAutospacing="0" w:line="480" w:lineRule="auto"/>
+        <w:jc w:val="both"/>
+        <w:rPr>
+          <w:rFonts w:ascii="Lato" w:hAnsi="Lato"/>
+          <w:color w:val="444444"/>
+        </w:rPr>
+      </w:pPr>
+      <w:hyperlink r:id="rId11" w:tgtFrame="_blank" w:history="1">
+        <w:r>
+          <w:rPr>
+            <w:rStyle w:val="Hyperlink"/>
+            <w:rFonts w:ascii="Lato" w:hAnsi="Lato"/>
+          </w:rPr>
+          <w:t>https://frontegg.com/guides/rbac</w:t>
+        </w:r>
+        <w:r>
+          <w:rPr>
+            <w:rStyle w:val="screenreader-only"/>
+            <w:rFonts w:ascii="Lato" w:hAnsi="Lato"/>
+            <w:color w:val="0000FF"/>
+            <w:u w:val="single"/>
+            <w:bdr w:val="none" w:sz="0" w:space="0" w:color="auto" w:frame="1"/>
+          </w:rPr>
+          <w:t>Links to an external site.</w:t>
+        </w:r>
+      </w:hyperlink>
+    </w:p>
+    <w:p>
+      <w:pPr>
         <w:spacing w:before="180" w:after="180" w:line="480" w:lineRule="auto"/>
         <w:jc w:val="both"/>
         <w:rPr>
@@ -974,9 +1128,21 @@
         </w:rPr>
       </w:pPr>
     </w:p>
+    <w:p>
+      <w:pPr>
+        <w:spacing w:before="180" w:after="180" w:line="480" w:lineRule="auto"/>
+        <w:jc w:val="both"/>
+        <w:rPr>
+          <w:rFonts w:ascii="Times New Roman" w:eastAsia="Times New Roman" w:hAnsi="Times New Roman" w:cs="Times New Roman"/>
+          <w:b/>
+          <w:bCs/>
+          <w:color w:val="2D3B45"/>
+        </w:rPr>
+      </w:pPr>
+    </w:p>
     <w:sectPr>
-      <w:footerReference w:type="even" r:id="rId11"/>
-      <w:footerReference w:type="default" r:id="rId12"/>
+      <w:footerReference w:type="even" r:id="rId12"/>
+      <w:footerReference w:type="default" r:id="rId13"/>
       <w:pgSz w:w="12240" w:h="15840"/>
       <w:pgMar w:top="1440" w:right="1440" w:bottom="1440" w:left="1440" w:header="720" w:footer="720" w:gutter="0"/>
       <w:pgNumType w:start="0"/>

--- a/WK11_Discussion.docx
+++ b/WK11_Discussion.docx
@@ -81,6 +81,28 @@
             <w:br/>
             <w:t>Walden University</w:t>
           </w:r>
+        </w:p>
+        <w:p>
+          <w:pPr>
+            <w:pStyle w:val="NoSpacing"/>
+            <w:spacing w:after="240" w:line="480" w:lineRule="auto"/>
+            <w:jc w:val="center"/>
+            <w:rPr>
+              <w:rFonts w:ascii="Times New Roman" w:hAnsi="Times New Roman" w:cs="Times New Roman"/>
+              <w:color w:val="000000" w:themeColor="text1"/>
+              <w:sz w:val="48"/>
+              <w:szCs w:val="48"/>
+            </w:rPr>
+          </w:pPr>
+          <w:r>
+            <w:rPr>
+              <w:rFonts w:ascii="Times New Roman" w:hAnsi="Times New Roman" w:cs="Times New Roman"/>
+              <w:color w:val="000000" w:themeColor="text1"/>
+              <w:sz w:val="48"/>
+              <w:szCs w:val="48"/>
+            </w:rPr>
+            <w:t>NURS-6451</w:t>
+          </w:r>
           <w:r>
             <w:rPr>
               <w:rFonts w:ascii="Times New Roman" w:hAnsi="Times New Roman" w:cs="Times New Roman"/>
@@ -172,30 +194,25 @@
           <w:color w:val="2D3B45"/>
         </w:rPr>
       </w:pPr>
-    </w:p>
-    <w:p>
-      <w:pPr>
-        <w:spacing w:before="180" w:after="180" w:line="480" w:lineRule="auto"/>
-        <w:jc w:val="both"/>
+      <w:r>
         <w:rPr>
           <w:rFonts w:ascii="Times New Roman" w:eastAsia="Times New Roman" w:hAnsi="Times New Roman" w:cs="Times New Roman"/>
           <w:b/>
           <w:bCs/>
           <w:color w:val="2D3B45"/>
         </w:rPr>
-      </w:pPr>
-    </w:p>
-    <w:p>
-      <w:pPr>
-        <w:spacing w:before="180" w:after="180" w:line="480" w:lineRule="auto"/>
-        <w:jc w:val="both"/>
+        <w:lastRenderedPageBreak/>
+        <w:t>Discussion</w:t>
+      </w:r>
+      <w:r>
         <w:rPr>
           <w:rFonts w:ascii="Times New Roman" w:eastAsia="Times New Roman" w:hAnsi="Times New Roman" w:cs="Times New Roman"/>
           <w:b/>
           <w:bCs/>
           <w:color w:val="2D3B45"/>
         </w:rPr>
-      </w:pPr>
+        <w:t xml:space="preserve">: Week </w:t>
+      </w:r>
       <w:r>
         <w:rPr>
           <w:rFonts w:ascii="Times New Roman" w:eastAsia="Times New Roman" w:hAnsi="Times New Roman" w:cs="Times New Roman"/>
@@ -203,8 +220,7 @@
           <w:bCs/>
           <w:color w:val="2D3B45"/>
         </w:rPr>
-        <w:lastRenderedPageBreak/>
-        <w:t>Discussion</w:t>
+        <w:t>1</w:t>
       </w:r>
       <w:r>
         <w:rPr>
@@ -213,17 +229,20 @@
           <w:bCs/>
           <w:color w:val="2D3B45"/>
         </w:rPr>
-        <w:t xml:space="preserve">: Week </w:t>
-      </w:r>
-      <w:r>
+        <w:t>1</w:t>
+      </w:r>
+    </w:p>
+    <w:p>
+      <w:pPr>
+        <w:spacing w:before="180" w:after="180" w:line="480" w:lineRule="auto"/>
+        <w:jc w:val="both"/>
         <w:rPr>
           <w:rFonts w:ascii="Times New Roman" w:eastAsia="Times New Roman" w:hAnsi="Times New Roman" w:cs="Times New Roman"/>
           <w:b/>
           <w:bCs/>
           <w:color w:val="2D3B45"/>
         </w:rPr>
-        <w:t>1</w:t>
-      </w:r>
+      </w:pPr>
       <w:r>
         <w:rPr>
           <w:rFonts w:ascii="Times New Roman" w:eastAsia="Times New Roman" w:hAnsi="Times New Roman" w:cs="Times New Roman"/>
@@ -231,7 +250,7 @@
           <w:bCs/>
           <w:color w:val="2D3B45"/>
         </w:rPr>
-        <w:t>1</w:t>
+        <w:t>Topic: Evaluations &amp; Ethics</w:t>
       </w:r>
     </w:p>
     <w:p>
@@ -338,14 +357,8 @@
         <w:rPr>
           <w:color w:val="444444"/>
         </w:rPr>
-        <w:t xml:space="preserve">Evaluation promotes accountability, transparency, and patient-centered care playing a vital role in addressing ethical issues in Nursing Informatics. Patient privacy and security is a primary concern in this field and through regular audits and security evaluations, healthcare organizations can </w:t>
-      </w:r>
-      <w:r>
-        <w:rPr>
-          <w:color w:val="444444"/>
-        </w:rPr>
         <w:lastRenderedPageBreak/>
-        <w:t>ensure that electronic health records (EHRs) and digital tools comply with standards such as HIPAA and protect sensitive patient information from unauthorized access. Evaluation supports the ethical use of data by monitoring how patient information is collected, shared, and analyzed, preventing misuse and maintaining trust. Additionally, as artificial intelligence and decision-support tools become more integrated into nursing practice, evaluation helps identify biases, usability issues, and potential harm these technologies may cause. This ensures that digital systems enhance rather than compromise the quality and fairness of care. Evaluations can also assess the effectiveness of informed consent procedures by determining whether nurses and patients understand how digital systems affect their care and data. Lastly, evaluation strengthens accountability by tracking documentation accuracy and clinical decision-making within informatics platforms. Overall, ongoing evaluation is essential for aligning nursing informatics practices with ethical principles, ensuring that technology serves both nurses and patients responsibly.</w:t>
+        <w:t>Evaluation promotes accountability, transparency, and patient-centered care playing a vital role in addressing ethical issues in Nursing Informatics. Patient privacy and security is a primary concern in this field and through regular audits and security evaluations, healthcare organizations can ensure that electronic health records (EHRs) and digital tools comply with standards such as HIPAA and protect sensitive patient information from unauthorized access. Evaluation supports the ethical use of data by monitoring how patient information is collected, shared, and analyzed, preventing misuse and maintaining trust. Additionally, as artificial intelligence and decision-support tools become more integrated into nursing practice, evaluation helps identify biases, usability issues, and potential harm these technologies may cause. This ensures that digital systems enhance rather than compromise the quality and fairness of care. Evaluations can also assess the effectiveness of informed consent procedures by determining whether nurses and patients understand how digital systems affect their care and data. Lastly, evaluation strengthens accountability by tracking documentation accuracy and clinical decision-making within informatics platforms. Overall, ongoing evaluation is essential for aligning nursing informatics practices with ethical principles, ensuring that technology serves both nurses and patients responsibly.</w:t>
       </w:r>
     </w:p>
     <w:p>
@@ -394,7 +407,14 @@
         <w:rPr>
           <w:color w:val="444444"/>
         </w:rPr>
-        <w:t>Censinet.com asserts Encryption as a digital lock that protects sensitive vendor data in healthcare. Readable data is turned into code and can be accessed by authorized parties ensuring security and compliance with regulations like HIPAA. Encryption converts data into a coded format that can only be deciphered with a decryption key. Encrypting data makes certain that even if data is interrupted or retrieved without authorization, it remains unreadable and secure.</w:t>
+        <w:t xml:space="preserve">Censinet.com asserts Encryption as a digital lock that protects sensitive vendor data in healthcare. Readable data is turned into code and can be accessed by authorized parties ensuring security and compliance with regulations like HIPAA. Encryption converts data into a coded format that can </w:t>
+      </w:r>
+      <w:r>
+        <w:rPr>
+          <w:color w:val="444444"/>
+        </w:rPr>
+        <w:lastRenderedPageBreak/>
+        <w:t>only be deciphered with a decryption key. Encrypting data makes certain that even if data is interrupted or retrieved without authorization, it remains unreadable and secure.</w:t>
       </w:r>
     </w:p>
     <w:p>
@@ -410,7 +430,6 @@
         <w:rPr>
           <w:color w:val="444444"/>
         </w:rPr>
-        <w:lastRenderedPageBreak/>
         <w:t>Regular security audits assist in recognizing potential vulnerabilities and ensure compliance with security policies and regulations. Audits can include examining access logs, testing security controls, and evaluating the overall success of data security measures.</w:t>
       </w:r>
       <w:r>
@@ -645,6 +664,7 @@
         <w:rPr>
           <w:color w:val="444444"/>
         </w:rPr>
+        <w:lastRenderedPageBreak/>
         <w:t xml:space="preserve">Khan, M. K. K. R., </w:t>
       </w:r>
       <w:proofErr w:type="spellStart"/>
@@ -855,6 +875,7 @@
         <w:rPr>
           <w:color w:val="444444"/>
         </w:rPr>
+        <w:lastRenderedPageBreak/>
         <w:t>References:</w:t>
       </w:r>
     </w:p>
@@ -958,7 +979,6 @@
           <w:bCs/>
           <w:color w:val="2D3B45"/>
         </w:rPr>
-        <w:lastRenderedPageBreak/>
         <w:t>Response2:</w:t>
       </w:r>
     </w:p>
